--- a/samples/fixtures/docx/case-29-d-accept-clean.docx
+++ b/samples/fixtures/docx/case-29-d-accept-clean.docx
@@ -30,6 +30,11 @@
     <w:p>
       <w:r>
         <w:t>Expected: binder_A</w:t>
+      </w:r>
+    </w:p>
+    <w:p>
+      <w:r>
+        <w:t>SUBMISSION-DATA-B64: eyJicm9rZXJfbmFtZSI6IkFjbWUiLCJicm9rZXJfY291bnQiOjEsImNvbW1vZGl0aWVzIjpbeyJjb21tb2RpdHlfdHlwZSI6IlNURUVMIn1dLCJjb3ZlcmFnZV90eXBlIjoiQUxMX1JJU0siLCJkZWR1Y3RpYmxlX29wdGlvbnNfY291bnQiOjEsImxvY2F0aW9ucyI6W3siYWRkcmVzcyI6IjEyIFBvcnQgUm9hZCIsImxvY2F0aW9uX2xpbWl0IjoyMDAwMDAwLCJzcHJpbmtsZXJlZCI6dHJ1ZX1dLCJwb2xpY3lfdGVybV9tb250aHMiOjEyLCJwcmlvcl9jYXJnb19jb3ZlcmFnZV9jYW5jZWxsZWQiOmZhbHNlLCJzb3ZfY29tcGxldGUiOnRydWUsInRvdGFsX2luc3VyZWRfdmFsdWUiOjUwMDAwMDB9</w:t>
       </w:r>
     </w:p>
     <w:sectPr>

--- a/samples/fixtures/docx/case-29-d-accept-clean.docx
+++ b/samples/fixtures/docx/case-29-d-accept-clean.docx
@@ -34,7 +34,7 @@
     </w:p>
     <w:p>
       <w:r>
-        <w:t>SUBMISSION-DATA-B64: eyJicm9rZXJfbmFtZSI6IkFjbWUiLCJicm9rZXJfY291bnQiOjEsImNvbW1vZGl0aWVzIjpbeyJjb21tb2RpdHlfdHlwZSI6IlNURUVMIn1dLCJjb3ZlcmFnZV90eXBlIjoiQUxMX1JJU0siLCJkZWR1Y3RpYmxlX29wdGlvbnNfY291bnQiOjEsImxvY2F0aW9ucyI6W3siYWRkcmVzcyI6IjEyIFBvcnQgUm9hZCIsImxvY2F0aW9uX2xpbWl0IjoyMDAwMDAwLCJzcHJpbmtsZXJlZCI6dHJ1ZX1dLCJwb2xpY3lfdGVybV9tb250aHMiOjEyLCJwcmlvcl9jYXJnb19jb3ZlcmFnZV9jYW5jZWxsZWQiOmZhbHNlLCJzb3ZfY29tcGxldGUiOnRydWUsInRvdGFsX2luc3VyZWRfdmFsdWUiOjUwMDAwMDB9</w:t>
+        <w:t>SUBMISSION-DATA-B64: eyJicm9rZXJfbmFtZSI6IkFjbWUiLCJicm9rZXJfY291bnQiOjEsImNvbW1vZGl0aWVzIjpbeyJjb21tb2RpdHlfdHlwZSI6IlNURUVMIn1dLCJjb3ZlcmFnZV90eXBlIjoiQUxMX1JJU0siLCJkZWR1Y3RpYmxlX29wdGlvbnNfY291bnQiOjEsImxvY2F0aW9ucyI6W3siYWRkcmVzcyI6IjEyIFBvcnQgUm9hZCIsImxvY2F0aW9uX2xpbWl0IjoyMDAwMDAwLCJzcHJpbmtsZXJlZCI6dHJ1ZX1dLCJwb2xpY3lfdGVybV9tb250aHMiOjEyLCJwcmlvcl9jYXJnb19jb3ZlcmFnZV9jYW5jZWxsZWQiOmZhbHNlLCJzb3ZfY29tcGxldGUiOnRydWUsInRvdGFsX2luc3VyZWRfdmFsdWUiOjUwMDAwMDB9 :END-SUBMISSION-DATA</w:t>
       </w:r>
     </w:p>
     <w:sectPr>
